--- a/00-首页/题组Word/第一轮·综合套卷/第一轮综合卷05-教师版.docx
+++ b/00-首页/题组Word/第一轮·综合套卷/第一轮综合卷05-教师版.docx
@@ -15697,14 +15697,14 @@
         </w:rPr>
         <w:drawing>
           <wp:inline>
-            <wp:extent cx="3240000" cy="4584609"/>
+            <wp:extent cx="3600000" cy="1441592"/>
             <wp:effectExtent b="0" l="0" r="0" t="0"/>
             <wp:docPr descr="" title="" id="52" name="Picture"/>
             <a:graphic>
               <a:graphicData uri="http://schemas.openxmlformats.org/drawingml/2006/picture">
                 <pic:pic>
                   <pic:nvPicPr>
-                    <pic:cNvPr descr="2021-浙江预赛_p10.png" id="53" name="Picture"/>
+                    <pic:cNvPr descr="06-外部资料导入/真题/省预赛/裁剪图/2021-浙江预赛_q51.png" id="53" name="Picture"/>
                     <pic:cNvPicPr>
                       <a:picLocks noChangeArrowheads="1" noChangeAspect="1"/>
                     </pic:cNvPicPr>
@@ -15718,7 +15718,7 @@
                   <pic:spPr bwMode="auto">
                     <a:xfrm>
                       <a:off x="0" y="0"/>
-                      <a:ext cx="3240000" cy="4584609"/>
+                      <a:ext cx="3600000" cy="1441592"/>
                     </a:xfrm>
                     <a:prstGeom prst="rect">
                       <a:avLst/>
@@ -15997,14 +15997,14 @@
         </w:rPr>
         <w:drawing>
           <wp:inline>
-            <wp:extent cx="3240000" cy="4584609"/>
+            <wp:extent cx="3476625" cy="1514475"/>
             <wp:effectExtent b="0" l="0" r="0" t="0"/>
             <wp:docPr descr="" title="" id="56" name="Picture"/>
             <a:graphic>
               <a:graphicData uri="http://schemas.openxmlformats.org/drawingml/2006/picture">
                 <pic:pic>
                   <pic:nvPicPr>
-                    <pic:cNvPr descr="2022-浙江预赛_p14.png" id="57" name="Picture"/>
+                    <pic:cNvPr descr="06-外部资料导入/真题/省预赛/裁剪图/2022-浙江预赛_q71.png" id="57" name="Picture"/>
                     <pic:cNvPicPr>
                       <a:picLocks noChangeArrowheads="1" noChangeAspect="1"/>
                     </pic:cNvPicPr>
@@ -16018,7 +16018,7 @@
                   <pic:spPr bwMode="auto">
                     <a:xfrm>
                       <a:off x="0" y="0"/>
-                      <a:ext cx="3240000" cy="4584609"/>
+                      <a:ext cx="3476625" cy="1514475"/>
                     </a:xfrm>
                     <a:prstGeom prst="rect">
                       <a:avLst/>
@@ -17201,14 +17201,14 @@
         </w:rPr>
         <w:drawing>
           <wp:inline>
-            <wp:extent cx="3240000" cy="4584609"/>
+            <wp:extent cx="3600000" cy="1249223"/>
             <wp:effectExtent b="0" l="0" r="0" t="0"/>
             <wp:docPr descr="" title="" id="60" name="Picture"/>
             <a:graphic>
               <a:graphicData uri="http://schemas.openxmlformats.org/drawingml/2006/picture">
                 <pic:pic>
                   <pic:nvPicPr>
-                    <pic:cNvPr descr="2021-浙江预赛_p05.png" id="61" name="Picture"/>
+                    <pic:cNvPr descr="06-外部资料导入/真题/省预赛/裁剪图/2021-浙江预赛_q21.png" id="61" name="Picture"/>
                     <pic:cNvPicPr>
                       <a:picLocks noChangeArrowheads="1" noChangeAspect="1"/>
                     </pic:cNvPicPr>
@@ -17222,7 +17222,7 @@
                   <pic:spPr bwMode="auto">
                     <a:xfrm>
                       <a:off x="0" y="0"/>
-                      <a:ext cx="3240000" cy="4584609"/>
+                      <a:ext cx="3600000" cy="1249223"/>
                     </a:xfrm>
                     <a:prstGeom prst="rect">
                       <a:avLst/>
